--- a/document-engine/src/main/resources/templates/korean/korean-construction-supervision-report-appendix-1.docx
+++ b/document-engine/src/main/resources/templates/korean/korean-construction-supervision-report-appendix-1.docx
@@ -27,7 +27,7 @@
           <w:b w:val="0"/>
           <w:color w:val="111827"/>
         </w:rPr>
-        <w:t>감 리 보 고 서</w:t>
+        <w:t>감리보고서</w:t>
       </w:r>
     </w:p>
     <w:p>
@@ -38,7 +38,7 @@
           <w:color w:val="4B5563"/>
           <w:sz w:val="16"/>
         </w:rPr>
-        <w:t>공사감리보고서는 사용승인신청서와 함께 제출하며, [  ]에는 해당하는 곳에 표시합니다.</w:t>
+        <w:t>공사감리보고서는 사용승인 신청 시 함께 제출하며, 해당되는 보고 구분에 표시합니다.</w:t>
       </w:r>
     </w:p>
     <w:tbl>
@@ -47,7 +47,6 @@
         <w:tblLayout w:type="fixed"/>
         <w:tblLook w:firstColumn="1" w:firstRow="1" w:lastColumn="0" w:lastRow="0" w:noHBand="0" w:noVBand="1" w:val="04A0"/>
         <w:jc w:val="center"/>
-        <w:tblInd w:w="0" w:type="dxa"/>
         <w:tblBorders>
           <w:top w:val="single" w:sz="6" w:space="0" w:color="5E6A75"/>
           <w:left w:val="single" w:sz="6" w:space="0" w:color="5E6A75"/>
@@ -418,7 +417,7 @@
     </w:tbl>
     <w:p>
       <w:pPr>
-        <w:spacing w:after="40"/>
+        <w:spacing w:after="20"/>
       </w:pPr>
     </w:p>
     <w:tbl>
@@ -427,7 +426,6 @@
         <w:tblLayout w:type="fixed"/>
         <w:tblLook w:firstColumn="1" w:firstRow="1" w:lastColumn="0" w:lastRow="0" w:noHBand="0" w:noVBand="1" w:val="04A0"/>
         <w:jc w:val="center"/>
-        <w:tblInd w:w="0" w:type="dxa"/>
         <w:tblBorders>
           <w:top w:val="single" w:sz="6" w:space="0" w:color="5E6A75"/>
           <w:left w:val="single" w:sz="6" w:space="0" w:color="5E6A75"/>
@@ -650,7 +648,7 @@
                 <w:color w:val="111827"/>
                 <w:sz w:val="17"/>
               </w:rPr>
-              <w:t>[  ] 층 바닥슬래브 철근배근 완료</w:t>
+              <w:t>[  ] 주요 구조부 공정 완료</w:t>
             </w:r>
             <w:r>
               <w:br/>
@@ -662,7 +660,7 @@
                 <w:color w:val="111827"/>
                 <w:sz w:val="17"/>
               </w:rPr>
-              <w:t>[  ] 거푸집 또는 주춧돌 설치 완료</w:t>
+              <w:t>[  ] 거푸집 또는 주심재 설치 완료</w:t>
             </w:r>
           </w:p>
         </w:tc>
@@ -690,7 +688,7 @@
                 <w:color w:val="111827"/>
                 <w:sz w:val="17"/>
               </w:rPr>
-              <w:t>${buildingName}</w:t>
+              <w:t>${constructionName}</w:t>
             </w:r>
           </w:p>
         </w:tc>
@@ -718,7 +716,7 @@
                 <w:color w:val="111827"/>
                 <w:sz w:val="17"/>
               </w:rPr>
-              <w:t>${progressType}</w:t>
+              <w:t>확인</w:t>
             </w:r>
           </w:p>
         </w:tc>
@@ -828,7 +826,7 @@
                 <w:color w:val="111827"/>
                 <w:sz w:val="17"/>
               </w:rPr>
-              <w:t>공사완료일자</w:t>
+              <w:t>감리자</w:t>
             </w:r>
             <w:r>
               <w:br/>
@@ -840,7 +838,7 @@
                 <w:color w:val="111827"/>
                 <w:sz w:val="17"/>
               </w:rPr>
-              <w:t>${completionDate}</w:t>
+              <w:t>${chiefSupervisorName}</w:t>
             </w:r>
           </w:p>
         </w:tc>
@@ -868,19 +866,7 @@
                 <w:color w:val="111827"/>
                 <w:sz w:val="17"/>
               </w:rPr>
-              <w:t>공사감리자</w:t>
-            </w:r>
-            <w:r>
-              <w:br/>
-            </w:r>
-            <w:r>
-              <w:rPr>
-                <w:rFonts w:ascii="Malgun Gothic" w:hAnsi="Malgun Gothic" w:eastAsia="Malgun Gothic"/>
-                <w:b w:val="0"/>
-                <w:color w:val="111827"/>
-                <w:sz w:val="17"/>
-              </w:rPr>
-              <w:t>${chiefSupervisorName}</w:t>
+              <w:t>${supervisorName}</w:t>
             </w:r>
           </w:p>
         </w:tc>
@@ -888,7 +874,7 @@
     </w:tbl>
     <w:p>
       <w:pPr>
-        <w:spacing w:after="40"/>
+        <w:spacing w:after="20"/>
       </w:pPr>
     </w:p>
     <w:tbl>
@@ -897,7 +883,6 @@
         <w:tblLayout w:type="fixed"/>
         <w:tblLook w:firstColumn="1" w:firstRow="1" w:lastColumn="0" w:lastRow="0" w:noHBand="0" w:noVBand="1" w:val="04A0"/>
         <w:jc w:val="center"/>
-        <w:tblInd w:w="0" w:type="dxa"/>
         <w:tblBorders>
           <w:top w:val="single" w:sz="6" w:space="0" w:color="5E6A75"/>
           <w:left w:val="single" w:sz="6" w:space="0" w:color="5E6A75"/>
@@ -1032,7 +1017,7 @@
     </w:tbl>
     <w:p>
       <w:pPr>
-        <w:spacing w:after="40"/>
+        <w:spacing w:after="20"/>
       </w:pPr>
     </w:p>
     <w:p>
@@ -1043,7 +1028,7 @@
           <w:color w:val="111827"/>
           <w:sz w:val="17"/>
         </w:rPr>
-        <w:t>건축법 제25조 및 같은 법 시행규칙 제19조에 따라 위와 같이 공사감리보고서를 제출합니다.</w:t>
+        <w:t>건축법 및 관계 법령에 따라 위와 같이 공사감리보고서를 제출합니다.</w:t>
       </w:r>
     </w:p>
     <w:tbl>
@@ -1052,7 +1037,6 @@
         <w:tblLayout w:type="fixed"/>
         <w:tblLook w:firstColumn="1" w:firstRow="1" w:lastColumn="0" w:lastRow="0" w:noHBand="0" w:noVBand="1" w:val="04A0"/>
         <w:jc w:val="center"/>
-        <w:tblInd w:w="0" w:type="dxa"/>
         <w:tblBorders>
           <w:top w:val="single" w:sz="6" w:space="0" w:color="5E6A75"/>
           <w:left w:val="single" w:sz="6" w:space="0" w:color="5E6A75"/>
@@ -1151,7 +1135,7 @@
                 <w:color w:val="111827"/>
                 <w:sz w:val="17"/>
               </w:rPr>
-              <w:t>보고인</w:t>
+              <w:t>건축주</w:t>
             </w:r>
           </w:p>
         </w:tc>
@@ -1179,7 +1163,7 @@
                 <w:color w:val="111827"/>
                 <w:sz w:val="17"/>
               </w:rPr>
-              <w:t>${ownerName}  (서명 또는 인)</w:t>
+              <w:t xml:space="preserve">                    (서명 또는 인)</w:t>
             </w:r>
           </w:p>
         </w:tc>
@@ -1247,18 +1231,13 @@
     </w:tbl>
     <w:p>
       <w:pPr>
-        <w:spacing w:after="40"/>
+        <w:spacing w:after="20"/>
       </w:pPr>
     </w:p>
     <w:p>
-      <w:pPr>
-        <w:sectPr>
-          <w:pgSz w:w="11906" w:h="16838"/>
-          <w:pgMar w:top="709" w:right="765" w:bottom="709" w:left="765" w:header="454" w:footer="454" w:gutter="0"/>
-          <w:cols w:space="720"/>
-          <w:docGrid w:linePitch="360"/>
-        </w:sectPr>
-      </w:pPr>
+      <w:r>
+        <w:br w:type="page"/>
+      </w:r>
     </w:p>
     <w:p>
       <w:pPr>
@@ -1280,7 +1259,6 @@
         <w:tblLayout w:type="fixed"/>
         <w:tblLook w:firstColumn="1" w:firstRow="1" w:lastColumn="0" w:lastRow="0" w:noHBand="0" w:noVBand="1" w:val="04A0"/>
         <w:jc w:val="center"/>
-        <w:tblInd w:w="0" w:type="dxa"/>
         <w:tblBorders>
           <w:top w:val="single" w:sz="6" w:space="0" w:color="5E6A75"/>
           <w:left w:val="single" w:sz="6" w:space="0" w:color="5E6A75"/>
@@ -1380,7 +1358,7 @@
                 <w:color w:val="111827"/>
                 <w:sz w:val="17"/>
               </w:rPr>
-              <w:t>건축법·조례 기준</w:t>
+              <w:t>관련 기준</w:t>
             </w:r>
           </w:p>
         </w:tc>
@@ -1409,7 +1387,7 @@
                 <w:color w:val="111827"/>
                 <w:sz w:val="17"/>
               </w:rPr>
-              <w:t>완공 후 현황</w:t>
+              <w:t>시공 및 확인 현황</w:t>
             </w:r>
           </w:p>
         </w:tc>
@@ -1467,7 +1445,7 @@
                 <w:color w:val="111827"/>
                 <w:sz w:val="17"/>
               </w:rPr>
-              <w:t>대지의 안전조치 등</w:t>
+              <w:t>대지의 안전조치</w:t>
             </w:r>
             <w:r>
               <w:br/>
@@ -1479,7 +1457,7 @@
                 <w:color w:val="111827"/>
                 <w:sz w:val="17"/>
               </w:rPr>
-              <w:t>토지굴착 부분에 대한 조치 등</w:t>
+              <w:t>도로ㆍ인접지와의 관계</w:t>
             </w:r>
             <w:r>
               <w:br/>
@@ -1491,7 +1469,7 @@
                 <w:color w:val="111827"/>
                 <w:sz w:val="17"/>
               </w:rPr>
-              <w:t>대지안의 조경 및 건축선</w:t>
+              <w:t>대지 내 조경 및 배치</w:t>
             </w:r>
           </w:p>
         </w:tc>
@@ -1519,7 +1497,7 @@
                 <w:color w:val="111827"/>
                 <w:sz w:val="17"/>
               </w:rPr>
-              <w:t>제40조, 제41조, 제46조, 제47조</w:t>
+              <w:t>건축법령 및 허가조건</w:t>
             </w:r>
           </w:p>
         </w:tc>
@@ -1547,7 +1525,7 @@
                 <w:color w:val="111827"/>
                 <w:sz w:val="17"/>
               </w:rPr>
-              <w:t>${fieldInvestigationSummary}</w:t>
+              <w:t>감리 체크 결과 참조</w:t>
             </w:r>
           </w:p>
         </w:tc>
@@ -1577,7 +1555,7 @@
                 <w:color w:val="111827"/>
                 <w:sz w:val="17"/>
               </w:rPr>
-              <w:t>구조내력</w:t>
+              <w:t>구조</w:t>
             </w:r>
           </w:p>
         </w:tc>
@@ -1605,7 +1583,7 @@
                 <w:color w:val="111827"/>
                 <w:sz w:val="17"/>
               </w:rPr>
-              <w:t>철골구조의 품질기준</w:t>
+              <w:t>주요 구조부 시공상태</w:t>
             </w:r>
             <w:r>
               <w:br/>
@@ -1617,7 +1595,7 @@
                 <w:color w:val="111827"/>
                 <w:sz w:val="17"/>
               </w:rPr>
-              <w:t>주요구조부 및 구조 안전 확인</w:t>
+              <w:t>철근ㆍ콘크리트ㆍ철골 등 구조 안전 확인</w:t>
             </w:r>
           </w:p>
         </w:tc>
@@ -1645,7 +1623,7 @@
                 <w:color w:val="111827"/>
                 <w:sz w:val="17"/>
               </w:rPr>
-              <w:t>제48조</w:t>
+              <w:t>구조도서 및 감리 체크 기준</w:t>
             </w:r>
           </w:p>
         </w:tc>
@@ -1673,7 +1651,7 @@
                 <w:color w:val="111827"/>
                 <w:sz w:val="17"/>
               </w:rPr>
-              <w:t>${structureStatus}</w:t>
+              <w:t>감리 체크 결과 참조</w:t>
             </w:r>
           </w:p>
         </w:tc>
@@ -1703,7 +1681,7 @@
                 <w:color w:val="111827"/>
                 <w:sz w:val="17"/>
               </w:rPr>
-              <w:t>피난시설</w:t>
+              <w:t>피난ㆍ방화</w:t>
             </w:r>
           </w:p>
         </w:tc>
@@ -1731,7 +1709,7 @@
                 <w:color w:val="111827"/>
                 <w:sz w:val="17"/>
               </w:rPr>
-              <w:t>직통계단, 특별피난계단, 출구, 옥상광장, 거실 채광·환기</w:t>
+              <w:t>피난계단, 출구, 방화구획, 방화문 등</w:t>
             </w:r>
           </w:p>
         </w:tc>
@@ -1759,7 +1737,7 @@
                 <w:color w:val="111827"/>
                 <w:sz w:val="17"/>
               </w:rPr>
-              <w:t>제49조, 제50조</w:t>
+              <w:t>건축법령 피난ㆍ방화 기준</w:t>
             </w:r>
           </w:p>
         </w:tc>
@@ -1787,7 +1765,7 @@
                 <w:color w:val="111827"/>
                 <w:sz w:val="17"/>
               </w:rPr>
-              <w:t>${evacuationStatus}</w:t>
+              <w:t>감리 체크 결과 참조</w:t>
             </w:r>
           </w:p>
         </w:tc>
@@ -1817,7 +1795,7 @@
                 <w:color w:val="111827"/>
                 <w:sz w:val="17"/>
               </w:rPr>
-              <w:t>방화·내화</w:t>
+              <w:t>설비ㆍ마감</w:t>
             </w:r>
           </w:p>
         </w:tc>
@@ -1845,7 +1823,7 @@
                 <w:color w:val="111827"/>
                 <w:sz w:val="17"/>
               </w:rPr>
-              <w:t>방화구획, 내화구조, 방화벽, 마감재료</w:t>
+              <w:t>주요 설비, 마감, 사용승인 전 보완 필요사항</w:t>
             </w:r>
           </w:p>
         </w:tc>
@@ -1873,7 +1851,7 @@
                 <w:color w:val="111827"/>
                 <w:sz w:val="17"/>
               </w:rPr>
-              <w:t>제49조, 제50조, 제52조</w:t>
+              <w:t>설계도서 및 관계 법령</w:t>
             </w:r>
           </w:p>
         </w:tc>
@@ -1901,15 +1879,58 @@
                 <w:color w:val="111827"/>
                 <w:sz w:val="17"/>
               </w:rPr>
-              <w:t>${fireSafetyStatus}</w:t>
+              <w:t>${specialNotes}</w:t>
             </w:r>
           </w:p>
         </w:tc>
       </w:tr>
+    </w:tbl>
+    <w:p>
+      <w:pPr>
+        <w:spacing w:after="20"/>
+      </w:pPr>
+    </w:p>
+    <w:p>
+      <w:r>
+        <w:br w:type="page"/>
+      </w:r>
+    </w:p>
+    <w:p>
+      <w:pPr>
+        <w:pStyle w:val="Title"/>
+        <w:jc w:val="center"/>
+      </w:pPr>
+      <w:r>
+        <w:rPr>
+          <w:rFonts w:ascii="Malgun Gothic" w:hAnsi="Malgun Gothic" w:eastAsia="Malgun Gothic"/>
+          <w:b w:val="0"/>
+          <w:color w:val="111827"/>
+        </w:rPr>
+        <w:t>감리 의견 및 보완 확인</w:t>
+      </w:r>
+    </w:p>
+    <w:tbl>
+      <w:tblPr>
+        <w:tblW w:type="dxa" w:w="10205"/>
+        <w:jc w:val="center"/>
+        <w:tblLayout w:type="fixed"/>
+        <w:tblLook w:firstColumn="1" w:firstRow="1" w:lastColumn="0" w:lastRow="0" w:noHBand="0" w:noVBand="1" w:val="04A0"/>
+        <w:tblBorders>
+          <w:top w:val="single" w:sz="6" w:space="0" w:color="5E6A75"/>
+          <w:left w:val="single" w:sz="6" w:space="0" w:color="5E6A75"/>
+          <w:bottom w:val="single" w:sz="6" w:space="0" w:color="5E6A75"/>
+          <w:right w:val="single" w:sz="6" w:space="0" w:color="5E6A75"/>
+          <w:insideH w:val="single" w:sz="6" w:space="0" w:color="5E6A75"/>
+          <w:insideV w:val="single" w:sz="6" w:space="0" w:color="5E6A75"/>
+        </w:tblBorders>
+      </w:tblPr>
+      <w:tblGrid>
+        <w:gridCol w:w="10205"/>
+      </w:tblGrid>
       <w:tr>
         <w:tc>
           <w:tcPr>
-            <w:tcW w:type="dxa" w:w="1247"/>
+            <w:tcW w:type="dxa" w:w="10376"/>
             <w:vAlign w:val="center"/>
             <w:tcMar>
               <w:top w:w="70" w:type="dxa"/>
@@ -1928,16 +1949,55 @@
               <w:rPr>
                 <w:rFonts w:ascii="Malgun Gothic" w:hAnsi="Malgun Gothic" w:eastAsia="Malgun Gothic"/>
                 <w:b w:val="0"/>
-                <w:color w:val="111827"/>
+                <w:color w:val="374151"/>
                 <w:sz w:val="17"/>
               </w:rPr>
-              <w:t>용도·건폐율</w:t>
+              <w:t>${reportOpinionSection}</w:t>
             </w:r>
           </w:p>
         </w:tc>
+      </w:tr>
+    </w:tbl>
+    <w:p>
+      <w:pPr>
+        <w:spacing w:after="20"/>
+      </w:pPr>
+    </w:p>
+    <w:p>
+      <w:pPr>
+        <w:pStyle w:val="Heading1"/>
+      </w:pPr>
+      <w:r>
+        <w:rPr>
+          <w:rFonts w:ascii="Malgun Gothic" w:hAnsi="Malgun Gothic" w:eastAsia="Malgun Gothic"/>
+          <w:b w:val="0"/>
+          <w:color w:val="111827"/>
+        </w:rPr>
+        <w:t>첨부 사진</w:t>
+      </w:r>
+    </w:p>
+    <w:tbl>
+      <w:tblPr>
+        <w:tblW w:type="dxa" w:w="10205"/>
+        <w:jc w:val="center"/>
+        <w:tblLayout w:type="fixed"/>
+        <w:tblLook w:firstColumn="1" w:firstRow="1" w:lastColumn="0" w:lastRow="0" w:noHBand="0" w:noVBand="1" w:val="04A0"/>
+        <w:tblBorders>
+          <w:top w:val="single" w:sz="6" w:space="0" w:color="5E6A75"/>
+          <w:left w:val="single" w:sz="6" w:space="0" w:color="5E6A75"/>
+          <w:bottom w:val="single" w:sz="6" w:space="0" w:color="5E6A75"/>
+          <w:right w:val="single" w:sz="6" w:space="0" w:color="5E6A75"/>
+          <w:insideH w:val="single" w:sz="6" w:space="0" w:color="5E6A75"/>
+          <w:insideV w:val="single" w:sz="6" w:space="0" w:color="5E6A75"/>
+        </w:tblBorders>
+      </w:tblPr>
+      <w:tblGrid>
+        <w:gridCol w:w="10205"/>
+      </w:tblGrid>
+      <w:tr>
         <w:tc>
           <w:tcPr>
-            <w:tcW w:type="dxa" w:w="3572"/>
+            <w:tcW w:type="dxa" w:w="10376"/>
             <w:vAlign w:val="center"/>
             <w:tcMar>
               <w:top w:w="70" w:type="dxa"/>
@@ -1949,73 +2009,17 @@
           <w:p>
             <w:pPr>
               <w:spacing w:after="0"/>
-              <w:jc w:val="left"/>
+              <w:jc w:val="center"/>
             </w:pPr>
             <w:r/>
             <w:r>
               <w:rPr>
                 <w:rFonts w:ascii="Malgun Gothic" w:hAnsi="Malgun Gothic" w:eastAsia="Malgun Gothic"/>
                 <w:b w:val="0"/>
-                <w:color w:val="111827"/>
+                <w:color w:val="374151"/>
                 <w:sz w:val="17"/>
               </w:rPr>
-              <w:t>용도지역·용도지구, 건폐율, 용적률, 높이제한</w:t>
-            </w:r>
-          </w:p>
-        </w:tc>
-        <w:tc>
-          <w:tcPr>
-            <w:tcW w:type="dxa" w:w="2551"/>
-            <w:vAlign w:val="center"/>
-            <w:tcMar>
-              <w:top w:w="70" w:type="dxa"/>
-              <w:bottom w:w="70" w:type="dxa"/>
-              <w:start w:w="110" w:type="dxa"/>
-              <w:end w:w="110" w:type="dxa"/>
-            </w:tcMar>
-          </w:tcPr>
-          <w:p>
-            <w:pPr>
-              <w:spacing w:after="0"/>
-              <w:jc w:val="left"/>
-            </w:pPr>
-            <w:r/>
-            <w:r>
-              <w:rPr>
-                <w:rFonts w:ascii="Malgun Gothic" w:hAnsi="Malgun Gothic" w:eastAsia="Malgun Gothic"/>
-                <w:b w:val="0"/>
-                <w:color w:val="111827"/>
-                <w:sz w:val="17"/>
-              </w:rPr>
-              <w:t>국토계획법 제76조 및 건축법 제58조~제61조</w:t>
-            </w:r>
-          </w:p>
-        </w:tc>
-        <w:tc>
-          <w:tcPr>
-            <w:tcW w:type="dxa" w:w="2835"/>
-            <w:vAlign w:val="center"/>
-            <w:tcMar>
-              <w:top w:w="70" w:type="dxa"/>
-              <w:bottom w:w="70" w:type="dxa"/>
-              <w:start w:w="110" w:type="dxa"/>
-              <w:end w:w="110" w:type="dxa"/>
-            </w:tcMar>
-          </w:tcPr>
-          <w:p>
-            <w:pPr>
-              <w:spacing w:after="0"/>
-              <w:jc w:val="left"/>
-            </w:pPr>
-            <w:r/>
-            <w:r>
-              <w:rPr>
-                <w:rFonts w:ascii="Malgun Gothic" w:hAnsi="Malgun Gothic" w:eastAsia="Malgun Gothic"/>
-                <w:b w:val="0"/>
-                <w:color w:val="111827"/>
-                <w:sz w:val="17"/>
-              </w:rPr>
-              <w:t>${zoningStatus}</w:t>
+              <w:t>${photoSection}</w:t>
             </w:r>
           </w:p>
         </w:tc>
@@ -2023,47 +2027,8 @@
     </w:tbl>
     <w:p>
       <w:pPr>
-        <w:spacing w:after="40"/>
+        <w:spacing w:after="20"/>
       </w:pPr>
-    </w:p>
-    <w:p>
-      <w:pPr>
-        <w:sectPr>
-          <w:pgSz w:w="11906" w:h="16838"/>
-          <w:pgMar w:top="709" w:right="765" w:bottom="709" w:left="765" w:header="454" w:footer="454" w:gutter="0"/>
-          <w:cols w:space="720"/>
-          <w:docGrid w:linePitch="360"/>
-        </w:sectPr>
-      </w:pPr>
-    </w:p>
-    <w:p>
-      <w:pPr>
-        <w:pStyle w:val="Title"/>
-        <w:jc w:val="center"/>
-      </w:pPr>
-      <w:r>
-        <w:rPr>
-          <w:rFonts w:ascii="Malgun Gothic" w:hAnsi="Malgun Gothic" w:eastAsia="Malgun Gothic"/>
-          <w:b w:val="0"/>
-          <w:color w:val="111827"/>
-        </w:rPr>
-        <w:t>감리 의견 및 보완 확인</w:t>
-      </w:r>
-    </w:p>
-    <w:p>
-      <w:pPr>
-        <w:spacing w:before="40" w:after="80"/>
-        <w:jc w:val="center"/>
-      </w:pPr>
-      <w:r>
-        <w:rPr>
-          <w:rFonts w:ascii="Malgun Gothic" w:hAnsi="Malgun Gothic" w:eastAsia="Malgun Gothic"/>
-          <w:b w:val="0"/>
-          <w:color w:val="374151"/>
-          <w:sz w:val="18"/>
-        </w:rPr>
-        <w:t>${reportOpinionSection}</w:t>
-      </w:r>
     </w:p>
     <w:tbl>
       <w:tblPr>
@@ -2071,7 +2036,6 @@
         <w:tblLayout w:type="fixed"/>
         <w:tblLook w:firstColumn="1" w:firstRow="1" w:lastColumn="0" w:lastRow="0" w:noHBand="0" w:noVBand="1" w:val="04A0"/>
         <w:jc w:val="center"/>
-        <w:tblInd w:w="0" w:type="dxa"/>
         <w:tblBorders>
           <w:top w:val="single" w:sz="6" w:space="0" w:color="5E6A75"/>
           <w:left w:val="single" w:sz="6" w:space="0" w:color="5E6A75"/>
@@ -2139,7 +2103,7 @@
                 <w:color w:val="111827"/>
                 <w:sz w:val="17"/>
               </w:rPr>
-              <w:t>관계전문기술자 의견서, 현장 사진, 시험성적서, 지시·조치 내역 등 필요한 자료를 첨부합니다.</w:t>
+              <w:t>관계전문기술자 의견서, 현장 사진, 시험성적서, 지시공문 등 필요한 자료를 첨부합니다.</w:t>
             </w:r>
           </w:p>
         </w:tc>
@@ -2206,12 +2170,12 @@
     </w:tbl>
     <w:p>
       <w:pPr>
-        <w:spacing w:after="40"/>
+        <w:spacing w:after="20"/>
       </w:pPr>
     </w:p>
     <w:sectPr>
       <w:pgSz w:w="11906" w:h="16838"/>
-      <w:pgMar w:top="709" w:right="765" w:bottom="709" w:left="765" w:header="454" w:footer="454" w:gutter="0"/>
+      <w:pgMar w:top="680" w:right="765" w:bottom="680" w:left="765" w:header="397" w:footer="397" w:gutter="0"/>
       <w:cols w:space="720"/>
       <w:docGrid w:linePitch="360"/>
     </w:sectPr>
@@ -2583,12 +2547,13 @@
     <w:qFormat/>
     <w:rsid w:val="00FC693F"/>
     <w:pPr>
-      <w:spacing w:after="60" w:line="276" w:lineRule="auto"/>
+      <w:spacing w:after="60" w:line="269" w:lineRule="auto"/>
     </w:pPr>
     <w:rPr>
       <w:rFonts w:ascii="Malgun Gothic" w:hAnsi="Malgun Gothic" w:eastAsia="Malgun Gothic"/>
+      <w:b w:val="0"/>
       <w:color w:val="111827"/>
-      <w:sz w:val="19"/>
+      <w:sz w:val="18"/>
     </w:rPr>
   </w:style>
   <w:style w:type="paragraph" w:styleId="Header">
@@ -2654,7 +2619,7 @@
       <w:b/>
       <w:bCs/>
       <w:color w:val="1F3A5F"/>
-      <w:sz w:val="24"/>
+      <w:sz w:val="23"/>
       <w:szCs w:val="28"/>
     </w:rPr>
   </w:style>
@@ -2678,7 +2643,7 @@
       <w:b/>
       <w:bCs/>
       <w:color w:val="1F3A5F"/>
-      <w:sz w:val="21"/>
+      <w:sz w:val="20"/>
       <w:szCs w:val="26"/>
     </w:rPr>
   </w:style>
@@ -2698,7 +2663,7 @@
       <w:outlineLvl w:val="2"/>
     </w:pPr>
     <w:rPr>
-      <w:rFonts w:asciiTheme="majorHAnsi" w:eastAsiaTheme="majorEastAsia" w:hAnsiTheme="majorHAnsi" w:cstheme="majorBidi" w:ascii="Malgun Gothic" w:hAnsi="Malgun Gothic" w:eastAsia="Malgun Gothic"/>
+      <w:rFonts w:asciiTheme="majorHAnsi" w:eastAsiaTheme="majorEastAsia" w:hAnsiTheme="majorHAnsi" w:cstheme="majorBidi"/>
       <w:b/>
       <w:bCs/>
       <w:color w:val="4F81BD" w:themeColor="accent1"/>
@@ -2935,7 +2900,7 @@
       <w:pBdr>
         <w:bottom w:val="single" w:sz="8" w:space="4" w:color="4F81BD" w:themeColor="accent1"/>
       </w:pBdr>
-      <w:spacing w:after="120" w:line="240" w:lineRule="auto"/>
+      <w:spacing w:after="100" w:line="240" w:lineRule="auto"/>
       <w:contextualSpacing/>
     </w:pPr>
     <w:rPr>
